--- a/Microbiome_Brain_Tumors/output/tables/WGS/Glioma_glioma_progression_overall_SSO_WGS_Oral swab.docx
+++ b/Microbiome_Brain_Tumors/output/tables/WGS/Glioma_glioma_progression_overall_SSO_WGS_Oral swab.docx
@@ -2107,7 +2107,7 @@
                 <w:rFonts w:ascii="Calibri" w:hAnsi="Calibri"/>
                 <w:sz w:val="20"/>
               </w:rPr>
-              <w:t xml:space="default">0.6</w:t>
+              <w:t xml:space="default">0.7</w:t>
             </w:r>
             <w:r>
               <w:rPr>
